--- a/sme_rating_engine/Phishield SME Rating Engine User Manual.docx
+++ b/sme_rating_engine/Phishield SME Rating Engine User Manual.docx
@@ -86,7 +86,7 @@
           <w:color w:val="64748B"/>
           <w:sz w:val="20"/>
         </w:rPr>
-        <w:t>Version 2.2  |  August 2026</w:t>
+        <w:t>Version 2.3  |  August 2026</w:t>
         <w:br/>
         <w:t>Confidential — Internal Use Only</w:t>
       </w:r>
@@ -5347,7 +5347,7 @@
     </w:p>
     <w:p>
       <w:r>
-        <w:t>Micro SME rates apply when both conditions are met:</w:t>
+        <w:t>Micro SME is a DISCOUNT, not a separate rating basis. Turnover bands 1 to 3 are all charged at the bottom-bracket flat rate, plus a further reduction beneath even that bracket. It applies when both conditions are met AND the client's industry is eligible:</w:t>
       </w:r>
     </w:p>
     <w:p>
@@ -5368,7 +5368,419 @@
     </w:p>
     <w:p>
       <w:r>
-        <w:t>When Micro SME applies, a badge is shown: 'Micro SME Rates Applied'. These are flat-rate premiums that are lower than the standard formula-based rates. Industry modifiers for Software &amp; Technology and Finance still apply to Micro SME base premiums.</w:t>
+        <w:t>When Micro SME applies, a badge is shown: 'Micro SME Rates Applied'. Industry modifiers for Software &amp; Technology and Finance still apply to Micro SME base premiums, and they apply on the standard path too — an industry that is not eligible for Micro SME is not re-rated flat, it moves to the standard band calculator with its modifier intact.</w:t>
+      </w:r>
+    </w:p>
+    <w:p>
+      <w:pPr>
+        <w:pStyle w:val="Heading3"/>
+      </w:pPr>
+      <w:r>
+        <w:rPr>
+          <w:rFonts w:ascii="Calibri" w:hAnsi="Calibri"/>
+          <w:color w:val="0F172A"/>
+        </w:rPr>
+        <w:t>4.4.1 Industry Eligibility for Micro SME</w:t>
+      </w:r>
+    </w:p>
+    <w:p>
+      <w:r>
+        <w:t>August 2026 change. Micro SME assumes declared revenue is a fair proxy for the size of the business. For most of the Finance sector that assumption fails: these businesses declare FEE INCOME, not the value they handle, so a modest declared revenue does not mean a small business and the discount was being applied to firms that are not small. Software &amp; Technology was restricted on a related basis: revenue is a poor guide to a technology business's cyber exposure, which is driven by records held, customers reachable and privileged access rather than turnover.</w:t>
+      </w:r>
+    </w:p>
+    <w:tbl>
+      <w:tblPr>
+        <w:tblStyle w:val="TableGrid"/>
+        <w:tblW w:type="auto" w:w="0"/>
+        <w:jc w:val="center"/>
+        <w:tblLook w:firstColumn="1" w:firstRow="1" w:lastColumn="0" w:lastRow="0" w:noHBand="0" w:noVBand="1" w:val="04A0"/>
+      </w:tblPr>
+      <w:tblGrid>
+        <w:gridCol w:w="4680"/>
+        <w:gridCol w:w="4680"/>
+      </w:tblGrid>
+      <w:tr>
+        <w:tc>
+          <w:tcPr>
+            <w:tcW w:type="dxa" w:w="4680"/>
+            <w:tcMar w:top="60" w:left="80" w:bottom="60" w:right="80"/>
+            <w:shd w:fill="0F172A"/>
+          </w:tcPr>
+          <w:p>
+            <w:pPr>
+              <w:jc w:val="center"/>
+            </w:pPr>
+            <w:r>
+              <w:rPr>
+                <w:rFonts w:ascii="Calibri" w:hAnsi="Calibri"/>
+                <w:b/>
+                <w:color w:val="FFFFFF"/>
+                <w:sz w:val="20"/>
+              </w:rPr>
+              <w:t>Industry</w:t>
+            </w:r>
+          </w:p>
+        </w:tc>
+        <w:tc>
+          <w:tcPr>
+            <w:tcW w:type="dxa" w:w="4680"/>
+            <w:tcMar w:top="60" w:left="80" w:bottom="60" w:right="80"/>
+            <w:shd w:fill="0F172A"/>
+          </w:tcPr>
+          <w:p>
+            <w:pPr>
+              <w:jc w:val="center"/>
+            </w:pPr>
+            <w:r>
+              <w:rPr>
+                <w:rFonts w:ascii="Calibri" w:hAnsi="Calibri"/>
+                <w:b/>
+                <w:color w:val="FFFFFF"/>
+                <w:sz w:val="20"/>
+              </w:rPr>
+              <w:t>Micro SME eligibility</w:t>
+            </w:r>
+          </w:p>
+        </w:tc>
+      </w:tr>
+      <w:tr>
+        <w:tc>
+          <w:tcPr>
+            <w:tcW w:type="dxa" w:w="4680"/>
+            <w:tcMar w:top="60" w:left="80" w:bottom="60" w:right="80"/>
+          </w:tcPr>
+          <w:p>
+            <w:r>
+              <w:rPr>
+                <w:rFonts w:ascii="Calibri" w:hAnsi="Calibri"/>
+                <w:sz w:val="20"/>
+              </w:rPr>
+              <w:t>Real Estate</w:t>
+            </w:r>
+          </w:p>
+        </w:tc>
+        <w:tc>
+          <w:tcPr>
+            <w:tcW w:type="dxa" w:w="4680"/>
+            <w:tcMar w:top="60" w:left="80" w:bottom="60" w:right="80"/>
+          </w:tcPr>
+          <w:p>
+            <w:r>
+              <w:rPr>
+                <w:rFonts w:ascii="Calibri" w:hAnsi="Calibri"/>
+                <w:sz w:val="20"/>
+              </w:rPr>
+              <w:t>Bands 1–3 (full)</w:t>
+            </w:r>
+          </w:p>
+        </w:tc>
+      </w:tr>
+      <w:tr>
+        <w:tc>
+          <w:tcPr>
+            <w:tcW w:type="dxa" w:w="4680"/>
+            <w:tcMar w:top="60" w:left="80" w:bottom="60" w:right="80"/>
+            <w:shd w:fill="F1F5F9"/>
+          </w:tcPr>
+          <w:p>
+            <w:r>
+              <w:rPr>
+                <w:rFonts w:ascii="Calibri" w:hAnsi="Calibri"/>
+                <w:sz w:val="20"/>
+              </w:rPr>
+              <w:t>Insurance Agents, Brokers, And Service</w:t>
+            </w:r>
+          </w:p>
+        </w:tc>
+        <w:tc>
+          <w:tcPr>
+            <w:tcW w:type="dxa" w:w="4680"/>
+            <w:tcMar w:top="60" w:left="80" w:bottom="60" w:right="80"/>
+            <w:shd w:fill="F1F5F9"/>
+          </w:tcPr>
+          <w:p>
+            <w:r>
+              <w:rPr>
+                <w:rFonts w:ascii="Calibri" w:hAnsi="Calibri"/>
+                <w:sz w:val="20"/>
+              </w:rPr>
+              <w:t>Band 1 only (to R10M)</w:t>
+            </w:r>
+          </w:p>
+        </w:tc>
+      </w:tr>
+      <w:tr>
+        <w:tc>
+          <w:tcPr>
+            <w:tcW w:type="dxa" w:w="4680"/>
+            <w:tcMar w:top="60" w:left="80" w:bottom="60" w:right="80"/>
+          </w:tcPr>
+          <w:p>
+            <w:r>
+              <w:rPr>
+                <w:rFonts w:ascii="Calibri" w:hAnsi="Calibri"/>
+                <w:sz w:val="20"/>
+              </w:rPr>
+              <w:t>Software and Technology</w:t>
+            </w:r>
+          </w:p>
+        </w:tc>
+        <w:tc>
+          <w:tcPr>
+            <w:tcW w:type="dxa" w:w="4680"/>
+            <w:tcMar w:top="60" w:left="80" w:bottom="60" w:right="80"/>
+          </w:tcPr>
+          <w:p>
+            <w:r>
+              <w:rPr>
+                <w:rFonts w:ascii="Calibri" w:hAnsi="Calibri"/>
+                <w:sz w:val="20"/>
+              </w:rPr>
+              <w:t>Band 1 only (to R10M)</w:t>
+            </w:r>
+          </w:p>
+        </w:tc>
+      </w:tr>
+      <w:tr>
+        <w:tc>
+          <w:tcPr>
+            <w:tcW w:type="dxa" w:w="4680"/>
+            <w:tcMar w:top="60" w:left="80" w:bottom="60" w:right="80"/>
+            <w:shd w:fill="F1F5F9"/>
+          </w:tcPr>
+          <w:p>
+            <w:r>
+              <w:rPr>
+                <w:rFonts w:ascii="Calibri" w:hAnsi="Calibri"/>
+                <w:sz w:val="20"/>
+              </w:rPr>
+              <w:t>Holding And Other Investment Offices</w:t>
+            </w:r>
+          </w:p>
+        </w:tc>
+        <w:tc>
+          <w:tcPr>
+            <w:tcW w:type="dxa" w:w="4680"/>
+            <w:tcMar w:top="60" w:left="80" w:bottom="60" w:right="80"/>
+            <w:shd w:fill="F1F5F9"/>
+          </w:tcPr>
+          <w:p>
+            <w:r>
+              <w:rPr>
+                <w:rFonts w:ascii="Calibri" w:hAnsi="Calibri"/>
+                <w:sz w:val="20"/>
+              </w:rPr>
+              <w:t>Band 1 only (to R10M)</w:t>
+            </w:r>
+          </w:p>
+        </w:tc>
+      </w:tr>
+      <w:tr>
+        <w:tc>
+          <w:tcPr>
+            <w:tcW w:type="dxa" w:w="4680"/>
+            <w:tcMar w:top="60" w:left="80" w:bottom="60" w:right="80"/>
+          </w:tcPr>
+          <w:p>
+            <w:r>
+              <w:rPr>
+                <w:rFonts w:ascii="Calibri" w:hAnsi="Calibri"/>
+                <w:sz w:val="20"/>
+              </w:rPr>
+              <w:t>Depository Institutions</w:t>
+            </w:r>
+          </w:p>
+        </w:tc>
+        <w:tc>
+          <w:tcPr>
+            <w:tcW w:type="dxa" w:w="4680"/>
+            <w:tcMar w:top="60" w:left="80" w:bottom="60" w:right="80"/>
+          </w:tcPr>
+          <w:p>
+            <w:r>
+              <w:rPr>
+                <w:rFonts w:ascii="Calibri" w:hAnsi="Calibri"/>
+                <w:sz w:val="20"/>
+              </w:rPr>
+              <w:t>Not eligible</w:t>
+            </w:r>
+          </w:p>
+        </w:tc>
+      </w:tr>
+      <w:tr>
+        <w:tc>
+          <w:tcPr>
+            <w:tcW w:type="dxa" w:w="4680"/>
+            <w:tcMar w:top="60" w:left="80" w:bottom="60" w:right="80"/>
+            <w:shd w:fill="F1F5F9"/>
+          </w:tcPr>
+          <w:p>
+            <w:r>
+              <w:rPr>
+                <w:rFonts w:ascii="Calibri" w:hAnsi="Calibri"/>
+                <w:sz w:val="20"/>
+              </w:rPr>
+              <w:t>Non-depository Credit Institutions</w:t>
+            </w:r>
+          </w:p>
+        </w:tc>
+        <w:tc>
+          <w:tcPr>
+            <w:tcW w:type="dxa" w:w="4680"/>
+            <w:tcMar w:top="60" w:left="80" w:bottom="60" w:right="80"/>
+            <w:shd w:fill="F1F5F9"/>
+          </w:tcPr>
+          <w:p>
+            <w:r>
+              <w:rPr>
+                <w:rFonts w:ascii="Calibri" w:hAnsi="Calibri"/>
+                <w:sz w:val="20"/>
+              </w:rPr>
+              <w:t>Not eligible</w:t>
+            </w:r>
+          </w:p>
+        </w:tc>
+      </w:tr>
+      <w:tr>
+        <w:tc>
+          <w:tcPr>
+            <w:tcW w:type="dxa" w:w="4680"/>
+            <w:tcMar w:top="60" w:left="80" w:bottom="60" w:right="80"/>
+          </w:tcPr>
+          <w:p>
+            <w:r>
+              <w:rPr>
+                <w:rFonts w:ascii="Calibri" w:hAnsi="Calibri"/>
+                <w:sz w:val="20"/>
+              </w:rPr>
+              <w:t>Security And Commodity Brokers, Dealers, Exchanges, And Services</w:t>
+            </w:r>
+          </w:p>
+        </w:tc>
+        <w:tc>
+          <w:tcPr>
+            <w:tcW w:type="dxa" w:w="4680"/>
+            <w:tcMar w:top="60" w:left="80" w:bottom="60" w:right="80"/>
+          </w:tcPr>
+          <w:p>
+            <w:r>
+              <w:rPr>
+                <w:rFonts w:ascii="Calibri" w:hAnsi="Calibri"/>
+                <w:sz w:val="20"/>
+              </w:rPr>
+              <w:t>Not eligible</w:t>
+            </w:r>
+          </w:p>
+        </w:tc>
+      </w:tr>
+      <w:tr>
+        <w:tc>
+          <w:tcPr>
+            <w:tcW w:type="dxa" w:w="4680"/>
+            <w:tcMar w:top="60" w:left="80" w:bottom="60" w:right="80"/>
+            <w:shd w:fill="F1F5F9"/>
+          </w:tcPr>
+          <w:p>
+            <w:r>
+              <w:rPr>
+                <w:rFonts w:ascii="Calibri" w:hAnsi="Calibri"/>
+                <w:sz w:val="20"/>
+              </w:rPr>
+              <w:t>Insurance Carriers</w:t>
+            </w:r>
+          </w:p>
+        </w:tc>
+        <w:tc>
+          <w:tcPr>
+            <w:tcW w:type="dxa" w:w="4680"/>
+            <w:tcMar w:top="60" w:left="80" w:bottom="60" w:right="80"/>
+            <w:shd w:fill="F1F5F9"/>
+          </w:tcPr>
+          <w:p>
+            <w:r>
+              <w:rPr>
+                <w:rFonts w:ascii="Calibri" w:hAnsi="Calibri"/>
+                <w:sz w:val="20"/>
+              </w:rPr>
+              <w:t>Not eligible</w:t>
+            </w:r>
+          </w:p>
+        </w:tc>
+      </w:tr>
+      <w:tr>
+        <w:tc>
+          <w:tcPr>
+            <w:tcW w:type="dxa" w:w="4680"/>
+            <w:tcMar w:top="60" w:left="80" w:bottom="60" w:right="80"/>
+          </w:tcPr>
+          <w:p>
+            <w:r>
+              <w:rPr>
+                <w:rFonts w:ascii="Calibri" w:hAnsi="Calibri"/>
+                <w:sz w:val="20"/>
+              </w:rPr>
+              <w:t>All other industries</w:t>
+            </w:r>
+          </w:p>
+        </w:tc>
+        <w:tc>
+          <w:tcPr>
+            <w:tcW w:type="dxa" w:w="4680"/>
+            <w:tcMar w:top="60" w:left="80" w:bottom="60" w:right="80"/>
+          </w:tcPr>
+          <w:p>
+            <w:r>
+              <w:rPr>
+                <w:rFonts w:ascii="Calibri" w:hAnsi="Calibri"/>
+                <w:sz w:val="20"/>
+              </w:rPr>
+              <w:t>Bands 1–3 (full)</w:t>
+            </w:r>
+          </w:p>
+        </w:tc>
+      </w:tr>
+    </w:tbl>
+    <w:p/>
+    <w:p>
+      <w:pPr>
+        <w:spacing w:before="200" w:after="200"/>
+        <w:ind w:left="567" w:right="283"/>
+      </w:pPr>
+      <w:r>
+        <w:rPr>
+          <w:b/>
+          <w:color w:val="1E40AF"/>
+          <w:sz w:val="20"/>
+        </w:rPr>
+        <w:t xml:space="preserve">NOTE: </w:t>
+      </w:r>
+      <w:r>
+        <w:rPr>
+          <w:color w:val="64748B"/>
+          <w:sz w:val="20"/>
+        </w:rPr>
+        <w:t>The band-1-only entries are deliberate grace for effective start-ups: a genuinely small firm still gets the discount, but it falls away once turnover passes R10,000,000 rather than running all the way to R50,000,000.</w:t>
+      </w:r>
+    </w:p>
+    <w:p>
+      <w:pPr>
+        <w:spacing w:before="200" w:after="200"/>
+        <w:ind w:left="567" w:right="283"/>
+      </w:pPr>
+      <w:r>
+        <w:rPr>
+          <w:b/>
+          <w:color w:val="F97316"/>
+          <w:sz w:val="20"/>
+        </w:rPr>
+        <w:t xml:space="preserve">IMPORTANT: </w:t>
+      </w:r>
+      <w:r>
+        <w:rPr>
+          <w:color w:val="64748B"/>
+          <w:sz w:val="20"/>
+        </w:rPr>
+        <w:t>Turnover only begins to drive the premium from band 2 onward. Band 1 (R0 to R10M) is itself a flat table, so below R10,000,000 an ineligible industry simply moves from one flat rate to another. From R10,000,000 upward the standard path uses the turnover formula, which is where removing the Micro SME discount produces a premium that tracks the client's actual revenue.</w:t>
       </w:r>
     </w:p>
     <w:tbl>
@@ -12246,6 +12658,56 @@
                 <w:sz w:val="20"/>
               </w:rPr>
               <w:t>Quote capture and audit. (1) A quote is now saved to the database by ANY export action on Step 5 - Download PDF, Download this PDF, Download All PDFs, Print Quote or Copy to Clipboard - in addition to the 'Save Quote' button. Previously only 'Save Quote' wrote to the database, so quotes that were downloaded and issued to a client were not always recorded. Reaching Step 5 does NOT save, by design, so quotes still being adjusted do not clutter the records. Re-exporting the same quote updates the existing record instead of creating a duplicate, and a failed save is now reported on screen rather than failing silently. (2) Every quote PDF now ends with 'Annexure A - Underwriting Questionnaire - Captured Responses', listing all fourteen questions and the captured Yes / No / Not answered, for underwriter and capturer audit until the quote store is merged into the ERP. See sections 7.5.1 and 7.6. No change to any rating logic, premium or underwriting rule.</w:t>
+            </w:r>
+          </w:p>
+        </w:tc>
+      </w:tr>
+      <w:tr>
+        <w:tc>
+          <w:tcPr>
+            <w:tcW w:type="dxa" w:w="3120"/>
+            <w:tcMar w:top="60" w:left="80" w:bottom="60" w:right="80"/>
+            <w:shd w:fill="F1F5F9"/>
+          </w:tcPr>
+          <w:p>
+            <w:r>
+              <w:rPr>
+                <w:rFonts w:ascii="Calibri" w:hAnsi="Calibri"/>
+                <w:sz w:val="20"/>
+              </w:rPr>
+              <w:t>2.3</w:t>
+            </w:r>
+          </w:p>
+        </w:tc>
+        <w:tc>
+          <w:tcPr>
+            <w:tcW w:type="dxa" w:w="3120"/>
+            <w:tcMar w:top="60" w:left="80" w:bottom="60" w:right="80"/>
+            <w:shd w:fill="F1F5F9"/>
+          </w:tcPr>
+          <w:p>
+            <w:r>
+              <w:rPr>
+                <w:rFonts w:ascii="Calibri" w:hAnsi="Calibri"/>
+                <w:sz w:val="20"/>
+              </w:rPr>
+              <w:t>August 2026</w:t>
+            </w:r>
+          </w:p>
+        </w:tc>
+        <w:tc>
+          <w:tcPr>
+            <w:tcW w:type="dxa" w:w="3120"/>
+            <w:tcMar w:top="60" w:left="80" w:bottom="60" w:right="80"/>
+            <w:shd w:fill="F1F5F9"/>
+          </w:tcPr>
+          <w:p>
+            <w:r>
+              <w:rPr>
+                <w:rFonts w:ascii="Calibri" w:hAnsi="Calibri"/>
+                <w:sz w:val="20"/>
+              </w:rPr>
+              <w:t>Rating change - Micro SME industry eligibility. Micro SME is a discount that assumes declared revenue proxies the size of the business. Most Finance sub-industries declare fee income rather than the value they handle, so the discount was reaching firms that are not small. Depository Institutions, Non-depository Credit Institutions, Security And Commodity Brokers, and Insurance Carriers are no longer eligible. Insurance Agents/Brokers, Software and Technology, and Holding And Other Investment Offices remain eligible in band 1 only (turnover to R10M) as grace for start-ups. Real Estate keeps full eligibility. Industry loading factors are unaffected and apply on both the Micro SME and standard paths. See section 4.4.1. Also in this release: the renewal premium comparison now always compares on a with-Funds-Protect basis, and currency fields accept amounts typed with cents.</w:t>
             </w:r>
           </w:p>
         </w:tc>
